--- a/inputs/Stewards Room.docx
+++ b/inputs/Stewards Room.docx
@@ -5,6 +5,632 @@
     <w:p>
       <w:pPr>
         <w:rPr>
+          <w:b/>
+          <w:bCs/>
+        </w:rPr>
+      </w:pPr>
+      <w:r>
+        <w:rPr>
+          <w:b/>
+          <w:bCs/>
+        </w:rPr>
+        <w:t>Arrival Times</w:t>
+      </w:r>
+    </w:p>
+    <w:p>
+      <w:r>
+        <w:t xml:space="preserve">Below are the required arrival times for </w:t>
+      </w:r>
+      <w:r>
+        <w:t>each category of</w:t>
+      </w:r>
+      <w:r>
+        <w:t xml:space="preserve"> race meeting:</w:t>
+      </w:r>
+    </w:p>
+    <w:tbl>
+      <w:tblPr>
+        <w:tblW w:w="6704" w:type="dxa"/>
+        <w:shd w:val="clear" w:color="auto" w:fill="FFFFFF"/>
+        <w:tblCellMar>
+          <w:left w:w="0" w:type="dxa"/>
+          <w:right w:w="0" w:type="dxa"/>
+        </w:tblCellMar>
+        <w:tblLook w:val="04A0" w:firstRow="1" w:lastRow="0" w:firstColumn="1" w:lastColumn="0" w:noHBand="0" w:noVBand="1"/>
+      </w:tblPr>
+      <w:tblGrid>
+        <w:gridCol w:w="3351"/>
+        <w:gridCol w:w="3353"/>
+      </w:tblGrid>
+      <w:tr>
+        <w:trPr>
+          <w:trHeight w:val="585"/>
+        </w:trPr>
+        <w:tc>
+          <w:tcPr>
+            <w:tcW w:w="3351" w:type="dxa"/>
+            <w:tcBorders>
+              <w:top w:val="single" w:sz="4" w:space="0" w:color="auto"/>
+              <w:left w:val="single" w:sz="8" w:space="0" w:color="auto"/>
+              <w:bottom w:val="single" w:sz="8" w:space="0" w:color="auto"/>
+              <w:right w:val="single" w:sz="8" w:space="0" w:color="auto"/>
+            </w:tcBorders>
+            <w:shd w:val="clear" w:color="auto" w:fill="DAE9F7"/>
+            <w:tcMar>
+              <w:top w:w="15" w:type="dxa"/>
+              <w:left w:w="108" w:type="dxa"/>
+              <w:bottom w:w="15" w:type="dxa"/>
+              <w:right w:w="108" w:type="dxa"/>
+            </w:tcMar>
+            <w:hideMark/>
+          </w:tcPr>
+          <w:p>
+            <w:r>
+              <w:t>Feature / Group 1 Raceday</w:t>
+            </w:r>
+          </w:p>
+        </w:tc>
+        <w:tc>
+          <w:tcPr>
+            <w:tcW w:w="3353" w:type="dxa"/>
+            <w:tcBorders>
+              <w:top w:val="single" w:sz="4" w:space="0" w:color="auto"/>
+              <w:left w:val="nil"/>
+              <w:bottom w:val="single" w:sz="8" w:space="0" w:color="auto"/>
+              <w:right w:val="single" w:sz="8" w:space="0" w:color="auto"/>
+            </w:tcBorders>
+            <w:shd w:val="clear" w:color="auto" w:fill="DAE9F7"/>
+            <w:tcMar>
+              <w:top w:w="15" w:type="dxa"/>
+              <w:left w:w="108" w:type="dxa"/>
+              <w:bottom w:w="15" w:type="dxa"/>
+              <w:right w:w="108" w:type="dxa"/>
+            </w:tcMar>
+            <w:hideMark/>
+          </w:tcPr>
+          <w:p>
+            <w:r>
+              <w:t>3 Hours for Group 1 races on</w:t>
+            </w:r>
+            <w:r>
+              <w:t>:</w:t>
+            </w:r>
+            <w:r>
+              <w:t xml:space="preserve"> </w:t>
+            </w:r>
+          </w:p>
+          <w:p>
+            <w:r>
+              <w:t>Caulfield Guineas Day</w:t>
+            </w:r>
+          </w:p>
+          <w:p>
+            <w:r>
+              <w:t>Caulfield Cup Day</w:t>
+            </w:r>
+          </w:p>
+          <w:p>
+            <w:r>
+              <w:t>Cox Plate Day</w:t>
+            </w:r>
+          </w:p>
+          <w:p>
+            <w:r>
+              <w:t>Derby Day</w:t>
+            </w:r>
+          </w:p>
+          <w:p>
+            <w:r>
+              <w:t xml:space="preserve">Melbourne Cup </w:t>
+            </w:r>
+          </w:p>
+          <w:p>
+            <w:r>
+              <w:t xml:space="preserve">VRC Oaks </w:t>
+            </w:r>
+          </w:p>
+          <w:p>
+            <w:r>
+              <w:t>VRC Champions Stakes</w:t>
+            </w:r>
+          </w:p>
+        </w:tc>
+      </w:tr>
+      <w:tr>
+        <w:trPr>
+          <w:trHeight w:val="315"/>
+        </w:trPr>
+        <w:tc>
+          <w:tcPr>
+            <w:tcW w:w="3351" w:type="dxa"/>
+            <w:tcBorders>
+              <w:top w:val="nil"/>
+              <w:left w:val="single" w:sz="8" w:space="0" w:color="auto"/>
+              <w:bottom w:val="single" w:sz="8" w:space="0" w:color="auto"/>
+              <w:right w:val="single" w:sz="8" w:space="0" w:color="auto"/>
+            </w:tcBorders>
+            <w:shd w:val="clear" w:color="auto" w:fill="DAE9F7"/>
+            <w:tcMar>
+              <w:top w:w="15" w:type="dxa"/>
+              <w:left w:w="108" w:type="dxa"/>
+              <w:bottom w:w="15" w:type="dxa"/>
+              <w:right w:w="108" w:type="dxa"/>
+            </w:tcMar>
+            <w:hideMark/>
+          </w:tcPr>
+          <w:p>
+            <w:r>
+              <w:t>Group 1 Races</w:t>
+            </w:r>
+            <w:r>
+              <w:t xml:space="preserve"> (that are not </w:t>
+            </w:r>
+            <w:r>
+              <w:t xml:space="preserve">on a raceday </w:t>
+            </w:r>
+            <w:r>
+              <w:t>listed above)</w:t>
+            </w:r>
+          </w:p>
+        </w:tc>
+        <w:tc>
+          <w:tcPr>
+            <w:tcW w:w="3353" w:type="dxa"/>
+            <w:tcBorders>
+              <w:top w:val="nil"/>
+              <w:left w:val="nil"/>
+              <w:bottom w:val="single" w:sz="8" w:space="0" w:color="auto"/>
+              <w:right w:val="single" w:sz="8" w:space="0" w:color="auto"/>
+            </w:tcBorders>
+            <w:shd w:val="clear" w:color="auto" w:fill="DAE9F7"/>
+            <w:tcMar>
+              <w:top w:w="15" w:type="dxa"/>
+              <w:left w:w="108" w:type="dxa"/>
+              <w:bottom w:w="15" w:type="dxa"/>
+              <w:right w:w="108" w:type="dxa"/>
+            </w:tcMar>
+            <w:hideMark/>
+          </w:tcPr>
+          <w:p>
+            <w:r>
+              <w:t>2 Hours </w:t>
+            </w:r>
+          </w:p>
+        </w:tc>
+      </w:tr>
+      <w:tr>
+        <w:trPr>
+          <w:trHeight w:val="585"/>
+        </w:trPr>
+        <w:tc>
+          <w:tcPr>
+            <w:tcW w:w="3351" w:type="dxa"/>
+            <w:tcBorders>
+              <w:top w:val="nil"/>
+              <w:left w:val="single" w:sz="8" w:space="0" w:color="auto"/>
+              <w:bottom w:val="single" w:sz="8" w:space="0" w:color="auto"/>
+              <w:right w:val="single" w:sz="8" w:space="0" w:color="auto"/>
+            </w:tcBorders>
+            <w:shd w:val="clear" w:color="auto" w:fill="DAE9F7"/>
+            <w:tcMar>
+              <w:top w:w="15" w:type="dxa"/>
+              <w:left w:w="108" w:type="dxa"/>
+              <w:bottom w:w="15" w:type="dxa"/>
+              <w:right w:w="108" w:type="dxa"/>
+            </w:tcMar>
+            <w:hideMark/>
+          </w:tcPr>
+          <w:p>
+            <w:r>
+              <w:t xml:space="preserve">Saturday Metro 10 Races </w:t>
+            </w:r>
+          </w:p>
+        </w:tc>
+        <w:tc>
+          <w:tcPr>
+            <w:tcW w:w="3353" w:type="dxa"/>
+            <w:tcBorders>
+              <w:top w:val="nil"/>
+              <w:left w:val="nil"/>
+              <w:bottom w:val="single" w:sz="8" w:space="0" w:color="auto"/>
+              <w:right w:val="single" w:sz="8" w:space="0" w:color="auto"/>
+            </w:tcBorders>
+            <w:shd w:val="clear" w:color="auto" w:fill="DAE9F7"/>
+            <w:tcMar>
+              <w:top w:w="15" w:type="dxa"/>
+              <w:left w:w="108" w:type="dxa"/>
+              <w:bottom w:w="15" w:type="dxa"/>
+              <w:right w:w="108" w:type="dxa"/>
+            </w:tcMar>
+            <w:hideMark/>
+          </w:tcPr>
+          <w:p>
+            <w:r>
+              <w:t>90 min first 2 races</w:t>
+            </w:r>
+          </w:p>
+          <w:p>
+            <w:r>
+              <w:t>then 2 Hours  </w:t>
+            </w:r>
+          </w:p>
+        </w:tc>
+      </w:tr>
+      <w:tr>
+        <w:trPr>
+          <w:trHeight w:val="333"/>
+        </w:trPr>
+        <w:tc>
+          <w:tcPr>
+            <w:tcW w:w="3351" w:type="dxa"/>
+            <w:tcBorders>
+              <w:top w:val="nil"/>
+              <w:left w:val="single" w:sz="8" w:space="0" w:color="auto"/>
+              <w:bottom w:val="single" w:sz="8" w:space="0" w:color="auto"/>
+              <w:right w:val="single" w:sz="8" w:space="0" w:color="auto"/>
+            </w:tcBorders>
+            <w:shd w:val="clear" w:color="auto" w:fill="DAE9F7"/>
+            <w:tcMar>
+              <w:top w:w="15" w:type="dxa"/>
+              <w:left w:w="108" w:type="dxa"/>
+              <w:bottom w:w="15" w:type="dxa"/>
+              <w:right w:w="108" w:type="dxa"/>
+            </w:tcMar>
+            <w:hideMark/>
+          </w:tcPr>
+          <w:p>
+            <w:r>
+              <w:t>Saturday Metro 9 Races or Less</w:t>
+            </w:r>
+          </w:p>
+        </w:tc>
+        <w:tc>
+          <w:tcPr>
+            <w:tcW w:w="3353" w:type="dxa"/>
+            <w:tcBorders>
+              <w:top w:val="nil"/>
+              <w:left w:val="nil"/>
+              <w:bottom w:val="single" w:sz="8" w:space="0" w:color="auto"/>
+              <w:right w:val="single" w:sz="8" w:space="0" w:color="auto"/>
+            </w:tcBorders>
+            <w:shd w:val="clear" w:color="auto" w:fill="DAE9F7"/>
+            <w:tcMar>
+              <w:top w:w="15" w:type="dxa"/>
+              <w:left w:w="108" w:type="dxa"/>
+              <w:bottom w:w="15" w:type="dxa"/>
+              <w:right w:w="108" w:type="dxa"/>
+            </w:tcMar>
+            <w:hideMark/>
+          </w:tcPr>
+          <w:p>
+            <w:r>
+              <w:t xml:space="preserve">2 Hours </w:t>
+            </w:r>
+          </w:p>
+        </w:tc>
+      </w:tr>
+      <w:tr>
+        <w:trPr>
+          <w:trHeight w:val="315"/>
+        </w:trPr>
+        <w:tc>
+          <w:tcPr>
+            <w:tcW w:w="3351" w:type="dxa"/>
+            <w:tcBorders>
+              <w:top w:val="nil"/>
+              <w:left w:val="single" w:sz="8" w:space="0" w:color="auto"/>
+              <w:bottom w:val="single" w:sz="8" w:space="0" w:color="auto"/>
+              <w:right w:val="single" w:sz="8" w:space="0" w:color="auto"/>
+            </w:tcBorders>
+            <w:shd w:val="clear" w:color="auto" w:fill="DAE9F7"/>
+            <w:tcMar>
+              <w:top w:w="15" w:type="dxa"/>
+              <w:left w:w="108" w:type="dxa"/>
+              <w:bottom w:w="15" w:type="dxa"/>
+              <w:right w:w="108" w:type="dxa"/>
+            </w:tcMar>
+            <w:hideMark/>
+          </w:tcPr>
+          <w:p>
+            <w:r>
+              <w:t>Weekday Night Metro</w:t>
+            </w:r>
+          </w:p>
+        </w:tc>
+        <w:tc>
+          <w:tcPr>
+            <w:tcW w:w="3353" w:type="dxa"/>
+            <w:tcBorders>
+              <w:top w:val="nil"/>
+              <w:left w:val="nil"/>
+              <w:bottom w:val="single" w:sz="8" w:space="0" w:color="auto"/>
+              <w:right w:val="single" w:sz="8" w:space="0" w:color="auto"/>
+            </w:tcBorders>
+            <w:shd w:val="clear" w:color="auto" w:fill="DAE9F7"/>
+            <w:tcMar>
+              <w:top w:w="15" w:type="dxa"/>
+              <w:left w:w="108" w:type="dxa"/>
+              <w:bottom w:w="15" w:type="dxa"/>
+              <w:right w:w="108" w:type="dxa"/>
+            </w:tcMar>
+            <w:hideMark/>
+          </w:tcPr>
+          <w:p>
+            <w:r>
+              <w:t>90 minutes</w:t>
+            </w:r>
+          </w:p>
+        </w:tc>
+      </w:tr>
+      <w:tr>
+        <w:trPr>
+          <w:trHeight w:val="315"/>
+        </w:trPr>
+        <w:tc>
+          <w:tcPr>
+            <w:tcW w:w="3351" w:type="dxa"/>
+            <w:tcBorders>
+              <w:top w:val="nil"/>
+              <w:left w:val="single" w:sz="8" w:space="0" w:color="auto"/>
+              <w:bottom w:val="single" w:sz="8" w:space="0" w:color="auto"/>
+              <w:right w:val="single" w:sz="8" w:space="0" w:color="auto"/>
+            </w:tcBorders>
+            <w:shd w:val="clear" w:color="auto" w:fill="DAE9F7"/>
+            <w:tcMar>
+              <w:top w:w="15" w:type="dxa"/>
+              <w:left w:w="108" w:type="dxa"/>
+              <w:bottom w:w="15" w:type="dxa"/>
+              <w:right w:w="108" w:type="dxa"/>
+            </w:tcMar>
+            <w:hideMark/>
+          </w:tcPr>
+          <w:p>
+            <w:r>
+              <w:t>Midweek Metro</w:t>
+            </w:r>
+          </w:p>
+        </w:tc>
+        <w:tc>
+          <w:tcPr>
+            <w:tcW w:w="3353" w:type="dxa"/>
+            <w:tcBorders>
+              <w:top w:val="nil"/>
+              <w:left w:val="nil"/>
+              <w:bottom w:val="single" w:sz="8" w:space="0" w:color="auto"/>
+              <w:right w:val="single" w:sz="8" w:space="0" w:color="auto"/>
+            </w:tcBorders>
+            <w:shd w:val="clear" w:color="auto" w:fill="DAE9F7"/>
+            <w:tcMar>
+              <w:top w:w="15" w:type="dxa"/>
+              <w:left w:w="108" w:type="dxa"/>
+              <w:bottom w:w="15" w:type="dxa"/>
+              <w:right w:w="108" w:type="dxa"/>
+            </w:tcMar>
+            <w:hideMark/>
+          </w:tcPr>
+          <w:p>
+            <w:r>
+              <w:t>90 minutes</w:t>
+            </w:r>
+          </w:p>
+        </w:tc>
+      </w:tr>
+      <w:tr>
+        <w:trPr>
+          <w:trHeight w:val="407"/>
+        </w:trPr>
+        <w:tc>
+          <w:tcPr>
+            <w:tcW w:w="3351" w:type="dxa"/>
+            <w:tcBorders>
+              <w:top w:val="nil"/>
+              <w:left w:val="single" w:sz="8" w:space="0" w:color="auto"/>
+              <w:bottom w:val="single" w:sz="8" w:space="0" w:color="auto"/>
+              <w:right w:val="single" w:sz="8" w:space="0" w:color="auto"/>
+            </w:tcBorders>
+            <w:shd w:val="clear" w:color="auto" w:fill="DAE9F7"/>
+            <w:tcMar>
+              <w:top w:w="15" w:type="dxa"/>
+              <w:left w:w="108" w:type="dxa"/>
+              <w:bottom w:w="15" w:type="dxa"/>
+              <w:right w:w="108" w:type="dxa"/>
+            </w:tcMar>
+            <w:hideMark/>
+          </w:tcPr>
+          <w:p>
+            <w:r>
+              <w:t xml:space="preserve">Country Meetings </w:t>
+            </w:r>
+          </w:p>
+        </w:tc>
+        <w:tc>
+          <w:tcPr>
+            <w:tcW w:w="3353" w:type="dxa"/>
+            <w:tcBorders>
+              <w:top w:val="nil"/>
+              <w:left w:val="nil"/>
+              <w:bottom w:val="single" w:sz="8" w:space="0" w:color="auto"/>
+              <w:right w:val="single" w:sz="8" w:space="0" w:color="auto"/>
+            </w:tcBorders>
+            <w:shd w:val="clear" w:color="auto" w:fill="DAE9F7"/>
+            <w:tcMar>
+              <w:top w:w="15" w:type="dxa"/>
+              <w:left w:w="108" w:type="dxa"/>
+              <w:bottom w:w="15" w:type="dxa"/>
+              <w:right w:w="108" w:type="dxa"/>
+            </w:tcMar>
+            <w:hideMark/>
+          </w:tcPr>
+          <w:p>
+            <w:r>
+              <w:t>60 minutes</w:t>
+            </w:r>
+          </w:p>
+        </w:tc>
+      </w:tr>
+      <w:tr>
+        <w:trPr>
+          <w:trHeight w:val="315"/>
+        </w:trPr>
+        <w:tc>
+          <w:tcPr>
+            <w:tcW w:w="3351" w:type="dxa"/>
+            <w:tcBorders>
+              <w:top w:val="nil"/>
+              <w:left w:val="single" w:sz="8" w:space="0" w:color="auto"/>
+              <w:bottom w:val="single" w:sz="8" w:space="0" w:color="auto"/>
+              <w:right w:val="single" w:sz="8" w:space="0" w:color="auto"/>
+            </w:tcBorders>
+            <w:shd w:val="clear" w:color="auto" w:fill="DAE9F7"/>
+            <w:tcMar>
+              <w:top w:w="15" w:type="dxa"/>
+              <w:left w:w="108" w:type="dxa"/>
+              <w:bottom w:w="15" w:type="dxa"/>
+              <w:right w:w="108" w:type="dxa"/>
+            </w:tcMar>
+            <w:hideMark/>
+          </w:tcPr>
+          <w:p>
+            <w:r>
+              <w:t>Country Jumps Races</w:t>
+            </w:r>
+          </w:p>
+        </w:tc>
+        <w:tc>
+          <w:tcPr>
+            <w:tcW w:w="3353" w:type="dxa"/>
+            <w:tcBorders>
+              <w:top w:val="nil"/>
+              <w:left w:val="nil"/>
+              <w:bottom w:val="single" w:sz="8" w:space="0" w:color="auto"/>
+              <w:right w:val="single" w:sz="8" w:space="0" w:color="auto"/>
+            </w:tcBorders>
+            <w:shd w:val="clear" w:color="auto" w:fill="DAE9F7"/>
+            <w:tcMar>
+              <w:top w:w="15" w:type="dxa"/>
+              <w:left w:w="108" w:type="dxa"/>
+              <w:bottom w:w="15" w:type="dxa"/>
+              <w:right w:w="108" w:type="dxa"/>
+            </w:tcMar>
+            <w:hideMark/>
+          </w:tcPr>
+          <w:p>
+            <w:r>
+              <w:t>90 minutes</w:t>
+            </w:r>
+          </w:p>
+        </w:tc>
+      </w:tr>
+      <w:tr>
+        <w:trPr>
+          <w:trHeight w:val="315"/>
+        </w:trPr>
+        <w:tc>
+          <w:tcPr>
+            <w:tcW w:w="3351" w:type="dxa"/>
+            <w:tcBorders>
+              <w:top w:val="nil"/>
+              <w:left w:val="single" w:sz="8" w:space="0" w:color="auto"/>
+              <w:bottom w:val="single" w:sz="8" w:space="0" w:color="auto"/>
+              <w:right w:val="single" w:sz="8" w:space="0" w:color="auto"/>
+            </w:tcBorders>
+            <w:shd w:val="clear" w:color="auto" w:fill="DAE9F7"/>
+            <w:tcMar>
+              <w:top w:w="15" w:type="dxa"/>
+              <w:left w:w="108" w:type="dxa"/>
+              <w:bottom w:w="15" w:type="dxa"/>
+              <w:right w:w="108" w:type="dxa"/>
+            </w:tcMar>
+            <w:hideMark/>
+          </w:tcPr>
+          <w:p>
+            <w:r>
+              <w:t>Picnic</w:t>
+            </w:r>
+          </w:p>
+        </w:tc>
+        <w:tc>
+          <w:tcPr>
+            <w:tcW w:w="3353" w:type="dxa"/>
+            <w:tcBorders>
+              <w:top w:val="nil"/>
+              <w:left w:val="nil"/>
+              <w:bottom w:val="single" w:sz="8" w:space="0" w:color="auto"/>
+              <w:right w:val="single" w:sz="8" w:space="0" w:color="auto"/>
+            </w:tcBorders>
+            <w:shd w:val="clear" w:color="auto" w:fill="DAE9F7"/>
+            <w:tcMar>
+              <w:top w:w="15" w:type="dxa"/>
+              <w:left w:w="108" w:type="dxa"/>
+              <w:bottom w:w="15" w:type="dxa"/>
+              <w:right w:w="108" w:type="dxa"/>
+            </w:tcMar>
+            <w:hideMark/>
+          </w:tcPr>
+          <w:p>
+            <w:r>
+              <w:t>60 minutes</w:t>
+            </w:r>
+          </w:p>
+        </w:tc>
+      </w:tr>
+    </w:tbl>
+    <w:p>
+      <w:pPr>
+        <w:rPr>
+          <w:b/>
+          <w:bCs/>
+        </w:rPr>
+      </w:pPr>
+    </w:p>
+    <w:p/>
+    <w:p>
+      <w:pPr>
+        <w:rPr>
+          <w:b/>
+          <w:bCs/>
+        </w:rPr>
+      </w:pPr>
+      <w:r>
+        <w:rPr>
+          <w:b/>
+          <w:bCs/>
+        </w:rPr>
+        <w:t>Reporting of offensive emails</w:t>
+      </w:r>
+    </w:p>
+    <w:p>
+      <w:r>
+        <w:t xml:space="preserve">Racing Victoria Integrity Department are aware of licensed persons receiving abusive emails from punters which have been aggressive and occasionally even threatening. </w:t>
+      </w:r>
+      <w:r>
+        <w:lastRenderedPageBreak/>
+        <w:t xml:space="preserve">Recipients of these emails are encouraged in the first instance to contact the Racing Victoria Intelligence Unit at </w:t>
+      </w:r>
+      <w:hyperlink r:id="rId8" w:history="1">
+        <w:r>
+          <w:rPr>
+            <w:rStyle w:val="Hyperlink"/>
+          </w:rPr>
+          <w:t>intelligenceunit@racingvictoria.net.au</w:t>
+        </w:r>
+      </w:hyperlink>
+      <w:r>
+        <w:t xml:space="preserve">. Racing Victoria Intelligence Unit are keeping a log of the emails </w:t>
+      </w:r>
+      <w:proofErr w:type="gramStart"/>
+      <w:r>
+        <w:t>and also</w:t>
+      </w:r>
+      <w:proofErr w:type="gramEnd"/>
+      <w:r>
+        <w:t xml:space="preserve"> where possible try to identify the author (which can be very difficult due to fake names and email addresses being used), some however have been identified and as a result action has been taken against them.</w:t>
+      </w:r>
+    </w:p>
+    <w:p/>
+    <w:p>
+      <w:pPr>
+        <w:rPr>
           <w:rFonts w:cs="Arial"/>
           <w:b/>
         </w:rPr>
@@ -27,19 +653,7 @@
         <w:rPr>
           <w:rFonts w:cs="Arial"/>
         </w:rPr>
-        <w:t xml:space="preserve">Trainers and riders should now be aware of the following rule amendment which came into effect from 1 June </w:t>
-      </w:r>
-      <w:r>
-        <w:rPr>
-          <w:rFonts w:cs="Arial"/>
-        </w:rPr>
-        <w:t xml:space="preserve">2025 </w:t>
-      </w:r>
-      <w:r>
-        <w:rPr>
-          <w:rFonts w:cs="Arial"/>
-        </w:rPr>
-        <w:t xml:space="preserve">regarding the procedure for horses carrying overweight in flat races. </w:t>
+        <w:t>Trainers and riders should now be aware of the following rule amendment which came into effect from 1 June 2025 regarding the procedure for horses carrying overweight in flat races.</w:t>
       </w:r>
     </w:p>
     <w:p>
@@ -66,7 +680,7 @@
         <w:rPr>
           <w:rFonts w:cs="Arial"/>
         </w:rPr>
-        <w:t xml:space="preserve"> and both stakeholder groups are supportive of the below rule amendments and its intended implementation. </w:t>
+        <w:t xml:space="preserve"> and both stakeholder groups are supportive of the below rule amendments and its intended implementation.</w:t>
       </w:r>
     </w:p>
     <w:p>
@@ -79,19 +693,7 @@
         <w:rPr>
           <w:rFonts w:cs="Arial"/>
         </w:rPr>
-        <w:t>Additionally, a Board endorsed trial period was successfully conducted which</w:t>
-      </w:r>
-      <w:r>
-        <w:rPr>
-          <w:rFonts w:cs="Arial"/>
-        </w:rPr>
-        <w:t xml:space="preserve"> </w:t>
-      </w:r>
-      <w:r>
-        <w:rPr>
-          <w:rFonts w:cs="Arial"/>
-        </w:rPr>
-        <w:t>demonstrated the effectiveness in streamlining processes and ensuring fairness. Following this trial period, feedback from stakeholders was positive and accordingly, The Racing Victoria Board has approved the following Local Rule of Racing amendments effective from 1 June 2025.</w:t>
+        <w:t>Additionally, a Board endorsed trial period was successfully conducted which demonstrated the effectiveness in streamlining processes and ensuring fairness. Following this trial period, feedback from stakeholders was positive and accordingly, The Racing Victoria Board has approved the following Local Rule of Racing amendments effective from 1 June 2025.</w:t>
       </w:r>
     </w:p>
     <w:p>
@@ -99,6 +701,8 @@
         <w:rPr>
           <w:rFonts w:cs="Arial"/>
           <w:b/>
+          <w:i/>
+          <w:iCs/>
           <w:u w:val="double"/>
         </w:rPr>
       </w:pPr>
@@ -225,6 +829,7 @@
           <w:bCs/>
           <w:lang w:val="en-US"/>
         </w:rPr>
+        <w:lastRenderedPageBreak/>
         <w:t xml:space="preserve">A claiming apprentice jockey may only replace the overweight rider on race day if no other rider is available to ride at the handicapped weight. </w:t>
       </w:r>
     </w:p>
@@ -264,33 +869,23 @@
     <w:p>
       <w:pPr>
         <w:rPr>
-          <w:rFonts w:cs="Arial"/>
           <w:b/>
           <w:bCs/>
-        </w:rPr>
-      </w:pPr>
-      <w:r>
-        <w:rPr>
-          <w:rFonts w:cs="Arial"/>
+          <w:u w:val="single"/>
+        </w:rPr>
+      </w:pPr>
+      <w:r>
+        <w:rPr>
           <w:b/>
           <w:bCs/>
-        </w:rPr>
-        <w:lastRenderedPageBreak/>
+          <w:u w:val="single"/>
+        </w:rPr>
         <w:t xml:space="preserve">Clarification in Relation to Emergency Acceptors </w:t>
       </w:r>
     </w:p>
     <w:p>
       <w:r>
-        <w:t>T</w:t>
-      </w:r>
-      <w:r>
-        <w:t>o clarify matters concerning the declaration of overweight under LR 74A in relation to emergency acceptors and the amending of Apprentice Jockey Riding Weights</w:t>
-      </w:r>
-      <w:r>
-        <w:t>, p</w:t>
-      </w:r>
-      <w:r>
-        <w:t xml:space="preserve">lease note that the position of the Stewards is as follows: </w:t>
+        <w:t xml:space="preserve">To clarify matters concerning the declaration of overweight under LR 74A in relation to emergency acceptors and the amending of Apprentice Jockey Riding Weights, please note that the position of the Stewards is as follows: </w:t>
       </w:r>
     </w:p>
     <w:p>
@@ -310,10 +905,7 @@
       </w:r>
       <w:proofErr w:type="gramEnd"/>
       <w:r>
-        <w:t xml:space="preserve"> and NO rider has been declared, permission will be given for a rider to declare overweight in accordance with normal practices, however, this application must be approved by Stewards prior to any overweight declaration being made by the trainer.</w:t>
-      </w:r>
-      <w:r>
-        <w:br/>
+        <w:t xml:space="preserve"> and NO rider has been declared, permission will be given for a rider to declare overweight in accordance with normal practices, however, this application must be approved by Stewards prior to any overweight declaration being made by the trainer. </w:t>
       </w:r>
     </w:p>
     <w:p>
@@ -354,34 +946,12 @@
           <w:b/>
           <w:bCs/>
         </w:rPr>
-        <w:t>Requirement to Provide V</w:t>
-      </w:r>
-      <w:r>
-        <w:rPr>
-          <w:b/>
-          <w:bCs/>
-        </w:rPr>
-        <w:t xml:space="preserve">eterinary Certificate </w:t>
+        <w:t xml:space="preserve">Requirement to Provide Veterinary Certificate </w:t>
       </w:r>
     </w:p>
     <w:p>
       <w:r>
-        <w:t xml:space="preserve">Trainers are reminded to ensure that when </w:t>
-      </w:r>
-      <w:r>
-        <w:t>they scratch a</w:t>
-      </w:r>
-      <w:r>
-        <w:t xml:space="preserve"> horse </w:t>
-      </w:r>
-      <w:r>
-        <w:t xml:space="preserve">on Veterinary advice (excluding </w:t>
-      </w:r>
-      <w:r>
-        <w:t>a</w:t>
-      </w:r>
-      <w:r>
-        <w:t xml:space="preserve"> No Fee – 30 </w:t>
+        <w:t xml:space="preserve">Trainers are reminded to ensure that when they scratch a horse on Veterinary advice (excluding a No Fee – 30 </w:t>
       </w:r>
       <w:proofErr w:type="gramStart"/>
       <w:r>
@@ -389,23 +959,11 @@
       </w:r>
       <w:proofErr w:type="gramEnd"/>
       <w:r>
-        <w:t xml:space="preserve"> stand down)</w:t>
-      </w:r>
-      <w:r>
-        <w:t xml:space="preserve"> they must supply a Veterinary Certificate no later than 5pm on the second business day </w:t>
-      </w:r>
-      <w:r>
-        <w:t xml:space="preserve">following the day of the race in which the horse was withdrawn. </w:t>
-      </w:r>
-      <w:r>
-        <w:t>Failure to supply a Veterinary Certificate by the prescribed time may result in a full scratching fee being applied.</w:t>
-      </w:r>
-      <w:r>
-        <w:t xml:space="preserve"> Full details of the Scratching Fees can be found within the Prescribed Fee Schedule on the Racing Victoria Website. </w:t>
+        <w:t xml:space="preserve"> stand down) they must supply a Veterinary Certificate no later than 5pm on the second business day following the day of the race in which the horse was withdrawn. Failure to supply a Veterinary Certificate by the prescribed time may result in a full scratching fee being applied. Full details of the Scratching Fees can be found within the Prescribed Fee Schedule on the Racing Victoria Website. </w:t>
       </w:r>
     </w:p>
     <w:p>
-      <w:hyperlink r:id="rId8" w:history="1">
+      <w:hyperlink r:id="rId9" w:history="1">
         <w:r>
           <w:rPr>
             <w:rStyle w:val="Hyperlink"/>
@@ -414,138 +972,115 @@
         </w:r>
       </w:hyperlink>
     </w:p>
-    <w:p/>
     <w:p>
       <w:pPr>
         <w:rPr>
-          <w:rFonts w:cs="Arial"/>
           <w:b/>
           <w:bCs/>
-        </w:rPr>
-      </w:pPr>
-      <w:r>
-        <w:rPr>
-          <w:rFonts w:cs="Arial"/>
-          <w:b/>
-          <w:bCs/>
-        </w:rPr>
-        <w:t xml:space="preserve">Trainers to ensure Stable Returns reflects registered owners </w:t>
-      </w:r>
+          <w:i/>
+          <w:iCs/>
+        </w:rPr>
+      </w:pPr>
     </w:p>
     <w:p>
       <w:pPr>
         <w:rPr>
-          <w:rFonts w:cs="Arial"/>
-        </w:rPr>
-      </w:pPr>
-      <w:r>
-        <w:rPr>
-          <w:rFonts w:cs="Arial"/>
-        </w:rPr>
-        <w:t>Trainers need to ensure that when entering owners into the stable return (either online or via Trainer assist), that these owners correctly reflect the registered owners. If a transfer is in the process of being completed, trainers need to advise RV Stewards or RV finance prior to the horse racing.</w:t>
+          <w:b/>
+          <w:bCs/>
+        </w:rPr>
+      </w:pPr>
+      <w:r>
+        <w:rPr>
+          <w:b/>
+          <w:bCs/>
+        </w:rPr>
+        <w:lastRenderedPageBreak/>
+        <w:t>U</w:t>
+      </w:r>
+      <w:r>
+        <w:rPr>
+          <w:b/>
+          <w:bCs/>
+        </w:rPr>
+        <w:t>se</w:t>
+      </w:r>
+      <w:r>
+        <w:rPr>
+          <w:b/>
+          <w:bCs/>
+        </w:rPr>
+        <w:t xml:space="preserve"> </w:t>
+      </w:r>
+      <w:r>
+        <w:rPr>
+          <w:b/>
+          <w:bCs/>
+        </w:rPr>
+        <w:t>of phone</w:t>
+      </w:r>
+      <w:r>
+        <w:rPr>
+          <w:b/>
+          <w:bCs/>
+        </w:rPr>
+        <w:t xml:space="preserve"> </w:t>
+      </w:r>
+      <w:r>
+        <w:rPr>
+          <w:b/>
+          <w:bCs/>
+        </w:rPr>
+        <w:t>in</w:t>
+      </w:r>
+      <w:r>
+        <w:rPr>
+          <w:b/>
+          <w:bCs/>
+        </w:rPr>
+        <w:t xml:space="preserve"> </w:t>
+      </w:r>
+      <w:r>
+        <w:rPr>
+          <w:b/>
+          <w:bCs/>
+        </w:rPr>
+        <w:t>mounting</w:t>
+      </w:r>
+      <w:r>
+        <w:rPr>
+          <w:b/>
+          <w:bCs/>
+        </w:rPr>
+        <w:t xml:space="preserve"> </w:t>
+      </w:r>
+      <w:r>
+        <w:rPr>
+          <w:b/>
+          <w:bCs/>
+        </w:rPr>
+        <w:t>yard</w:t>
+      </w:r>
+      <w:r>
+        <w:rPr>
+          <w:b/>
+          <w:bCs/>
+        </w:rPr>
+        <w:t xml:space="preserve"> </w:t>
+      </w:r>
+      <w:r>
+        <w:rPr>
+          <w:b/>
+          <w:bCs/>
+        </w:rPr>
+        <w:t>prohibited</w:t>
       </w:r>
     </w:p>
     <w:p>
-      <w:pPr>
-        <w:rPr>
-          <w:rFonts w:cs="Arial"/>
-          <w:b/>
-          <w:bCs/>
-        </w:rPr>
-      </w:pPr>
-    </w:p>
-    <w:p>
-      <w:pPr>
-        <w:rPr>
-          <w:rFonts w:cs="Arial"/>
-          <w:b/>
-          <w:bCs/>
-        </w:rPr>
-      </w:pPr>
-      <w:r>
-        <w:rPr>
-          <w:rFonts w:cs="Arial"/>
-          <w:b/>
-          <w:bCs/>
-        </w:rPr>
-        <w:lastRenderedPageBreak/>
-        <w:t>Companion Ponies at Race Meetings</w:t>
-      </w:r>
-    </w:p>
-    <w:p>
-      <w:pPr>
-        <w:rPr>
-          <w:rFonts w:cs="Arial"/>
-        </w:rPr>
-      </w:pPr>
-      <w:r>
-        <w:rPr>
-          <w:rFonts w:cs="Arial"/>
-        </w:rPr>
-        <w:t xml:space="preserve">Stables need to be aware if they are bringing a companion pony to the races that the club needs to be advised of this at acceptance time so that the appropriate allocation of stalls can be arranged. This should be done at acceptance time via the comments section in Stable Assist (during the entering of the acceptance) or communicated to the Racing Australia call operator (if accepting via phone). </w:t>
+      <w:r>
+        <w:t>Trainers and their representatives are reminded that they must restrict recording of riders’ post-race comments to areas outside horse confines of mounting yard when horses return after race.</w:t>
       </w:r>
     </w:p>
     <w:p/>
-    <w:p>
-      <w:pPr>
-        <w:rPr>
-          <w:rFonts w:cs="Arial"/>
-          <w:b/>
-          <w:bCs/>
-          <w:lang w:val="en-US"/>
-        </w:rPr>
-      </w:pPr>
-      <w:r>
-        <w:rPr>
-          <w:rFonts w:cs="Arial"/>
-          <w:b/>
-          <w:bCs/>
-          <w:lang w:val="en-US"/>
-        </w:rPr>
-        <w:t xml:space="preserve">Use of phone in mounting yard </w:t>
-      </w:r>
-      <w:r>
-        <w:rPr>
-          <w:rFonts w:cs="Arial"/>
-          <w:b/>
-          <w:bCs/>
-          <w:lang w:val="en-US"/>
-        </w:rPr>
-        <w:t xml:space="preserve">prohibited </w:t>
-      </w:r>
-    </w:p>
-    <w:p>
-      <w:r>
-        <w:rPr>
-          <w:rFonts w:cs="Arial"/>
-        </w:rPr>
-        <w:t xml:space="preserve">Trainers and their representatives are reminded that they must restrict recording of riders’ post-race comments to areas outside horse confines of </w:t>
-      </w:r>
-      <w:r>
-        <w:rPr>
-          <w:rFonts w:cs="Arial"/>
-        </w:rPr>
-        <w:t xml:space="preserve">the </w:t>
-      </w:r>
-      <w:r>
-        <w:rPr>
-          <w:rFonts w:cs="Arial"/>
-        </w:rPr>
-        <w:t xml:space="preserve">mounting yard when horses return after </w:t>
-      </w:r>
-      <w:r>
-        <w:rPr>
-          <w:rFonts w:cs="Arial"/>
-        </w:rPr>
-        <w:t xml:space="preserve">a </w:t>
-      </w:r>
-      <w:r>
-        <w:rPr>
-          <w:rFonts w:cs="Arial"/>
-        </w:rPr>
-        <w:t>race.</w:t>
-      </w:r>
-    </w:p>
     <w:sectPr>
       <w:pgSz w:w="12240" w:h="15840"/>
       <w:pgMar w:top="1440" w:right="1440" w:bottom="1440" w:left="1440" w:header="720" w:footer="720" w:gutter="0"/>
@@ -559,19 +1094,19 @@
 <file path=word/numbering.xml><?xml version="1.0" encoding="utf-8"?>
 <w:numbering xmlns:wpc="http://schemas.microsoft.com/office/word/2010/wordprocessingCanvas" xmlns:cx="http://schemas.microsoft.com/office/drawing/2014/chartex" xmlns:cx1="http://schemas.microsoft.com/office/drawing/2015/9/8/chartex" xmlns:cx2="http://schemas.microsoft.com/office/drawing/2015/10/21/chartex" xmlns:cx3="http://schemas.microsoft.com/office/drawing/2016/5/9/chartex" xmlns:cx4="http://schemas.microsoft.com/office/drawing/2016/5/10/chartex" xmlns:cx5="http://schemas.microsoft.com/office/drawing/2016/5/11/chartex" xmlns:cx6="http://schemas.microsoft.com/office/drawing/2016/5/12/chartex" xmlns:cx7="http://schemas.microsoft.com/office/drawing/2016/5/13/chartex" xmlns:cx8="http://schemas.microsoft.com/office/drawing/2016/5/14/chartex" xmlns:mc="http://schemas.openxmlformats.org/markup-compatibility/2006" xmlns:aink="http://schemas.microsoft.com/office/drawing/2016/ink" xmlns:am3d="http://schemas.microsoft.com/office/drawing/2017/model3d" xmlns:o="urn:schemas-microsoft-com:office:office" xmlns:oel="http://schemas.microsoft.com/office/2019/extlst" xmlns:r="http://schemas.openxmlformats.org/officeDocument/2006/relationships" xmlns:m="http://schemas.openxmlformats.org/officeDocument/2006/math" xmlns:v="urn:schemas-microsoft-com:vml" xmlns:wp14="http://schemas.microsoft.com/office/word/2010/wordprocessingDrawing" xmlns:wp="http://schemas.openxmlformats.org/drawingml/2006/wordprocessingDrawing" xmlns:w10="urn:schemas-microsoft-com:office:word" xmlns:w="http://schemas.openxmlformats.org/wordprocessingml/2006/main" xmlns:w14="http://schemas.microsoft.com/office/word/2010/wordml" xmlns:w15="http://schemas.microsoft.com/office/word/2012/wordml" xmlns:w16cex="http://schemas.microsoft.com/office/word/2018/wordml/cex" xmlns:w16cid="http://schemas.microsoft.com/office/word/2016/wordml/cid" xmlns:w16="http://schemas.microsoft.com/office/word/2018/wordml" xmlns:w16du="http://schemas.microsoft.com/office/word/2023/wordml/word16du" xmlns:w16sdtdh="http://schemas.microsoft.com/office/word/2020/wordml/sdtdatahash" xmlns:w16sdtfl="http://schemas.microsoft.com/office/word/2024/wordml/sdtformatlock" xmlns:w16se="http://schemas.microsoft.com/office/word/2015/wordml/symex" xmlns:wpg="http://schemas.microsoft.com/office/word/2010/wordprocessingGroup" xmlns:wpi="http://schemas.microsoft.com/office/word/2010/wordprocessingInk" xmlns:wne="http://schemas.microsoft.com/office/word/2006/wordml" xmlns:wps="http://schemas.microsoft.com/office/word/2010/wordprocessingShape" mc:Ignorable="w14 w15 w16se w16cid w16 w16cex w16sdtdh w16sdtfl w16du wp14">
   <w:abstractNum w:abstractNumId="0" w15:restartNumberingAfterBreak="0">
-    <w:nsid w:val="06504D8B"/>
+    <w:nsid w:val="2EF06EE8"/>
     <w:multiLevelType w:val="hybridMultilevel"/>
-    <w:tmpl w:val="A800A398"/>
-    <w:lvl w:ilvl="0" w:tplc="98DEE820">
+    <w:tmpl w:val="A07A0028"/>
+    <w:lvl w:ilvl="0" w:tplc="0409000F">
       <w:start w:val="1"/>
       <w:numFmt w:val="decimal"/>
-      <w:lvlText w:val="(%1)"/>
+      <w:lvlText w:val="%1."/>
       <w:lvlJc w:val="left"/>
       <w:pPr>
         <w:ind w:left="720" w:hanging="360"/>
       </w:pPr>
       <w:rPr>
-        <w:rFonts w:asciiTheme="minorHAnsi" w:eastAsiaTheme="minorHAnsi" w:hAnsiTheme="minorHAnsi" w:cstheme="minorBidi"/>
+        <w:rFonts w:hint="default"/>
       </w:rPr>
     </w:lvl>
     <w:lvl w:ilvl="1" w:tplc="04090019" w:tentative="1">
@@ -648,96 +1183,10 @@
     </w:lvl>
   </w:abstractNum>
   <w:abstractNum w:abstractNumId="1" w15:restartNumberingAfterBreak="0">
-    <w:nsid w:val="0D844649"/>
-    <w:multiLevelType w:val="hybridMultilevel"/>
-    <w:tmpl w:val="30E88166"/>
-    <w:lvl w:ilvl="0" w:tplc="0409000F">
-      <w:start w:val="1"/>
-      <w:numFmt w:val="decimal"/>
-      <w:lvlText w:val="%1."/>
-      <w:lvlJc w:val="left"/>
-      <w:pPr>
-        <w:ind w:left="720" w:hanging="360"/>
-      </w:pPr>
-    </w:lvl>
-    <w:lvl w:ilvl="1" w:tplc="04090019" w:tentative="1">
-      <w:start w:val="1"/>
-      <w:numFmt w:val="lowerLetter"/>
-      <w:lvlText w:val="%2."/>
-      <w:lvlJc w:val="left"/>
-      <w:pPr>
-        <w:ind w:left="1440" w:hanging="360"/>
-      </w:pPr>
-    </w:lvl>
-    <w:lvl w:ilvl="2" w:tplc="0409001B" w:tentative="1">
-      <w:start w:val="1"/>
-      <w:numFmt w:val="lowerRoman"/>
-      <w:lvlText w:val="%3."/>
-      <w:lvlJc w:val="right"/>
-      <w:pPr>
-        <w:ind w:left="2160" w:hanging="180"/>
-      </w:pPr>
-    </w:lvl>
-    <w:lvl w:ilvl="3" w:tplc="0409000F" w:tentative="1">
-      <w:start w:val="1"/>
-      <w:numFmt w:val="decimal"/>
-      <w:lvlText w:val="%4."/>
-      <w:lvlJc w:val="left"/>
-      <w:pPr>
-        <w:ind w:left="2880" w:hanging="360"/>
-      </w:pPr>
-    </w:lvl>
-    <w:lvl w:ilvl="4" w:tplc="04090019" w:tentative="1">
-      <w:start w:val="1"/>
-      <w:numFmt w:val="lowerLetter"/>
-      <w:lvlText w:val="%5."/>
-      <w:lvlJc w:val="left"/>
-      <w:pPr>
-        <w:ind w:left="3600" w:hanging="360"/>
-      </w:pPr>
-    </w:lvl>
-    <w:lvl w:ilvl="5" w:tplc="0409001B" w:tentative="1">
-      <w:start w:val="1"/>
-      <w:numFmt w:val="lowerRoman"/>
-      <w:lvlText w:val="%6."/>
-      <w:lvlJc w:val="right"/>
-      <w:pPr>
-        <w:ind w:left="4320" w:hanging="180"/>
-      </w:pPr>
-    </w:lvl>
-    <w:lvl w:ilvl="6" w:tplc="0409000F" w:tentative="1">
-      <w:start w:val="1"/>
-      <w:numFmt w:val="decimal"/>
-      <w:lvlText w:val="%7."/>
-      <w:lvlJc w:val="left"/>
-      <w:pPr>
-        <w:ind w:left="5040" w:hanging="360"/>
-      </w:pPr>
-    </w:lvl>
-    <w:lvl w:ilvl="7" w:tplc="04090019" w:tentative="1">
-      <w:start w:val="1"/>
-      <w:numFmt w:val="lowerLetter"/>
-      <w:lvlText w:val="%8."/>
-      <w:lvlJc w:val="left"/>
-      <w:pPr>
-        <w:ind w:left="5760" w:hanging="360"/>
-      </w:pPr>
-    </w:lvl>
-    <w:lvl w:ilvl="8" w:tplc="0409001B" w:tentative="1">
-      <w:start w:val="1"/>
-      <w:numFmt w:val="lowerRoman"/>
-      <w:lvlText w:val="%9."/>
-      <w:lvlJc w:val="right"/>
-      <w:pPr>
-        <w:ind w:left="6480" w:hanging="180"/>
-      </w:pPr>
-    </w:lvl>
-  </w:abstractNum>
-  <w:abstractNum w:abstractNumId="2" w15:restartNumberingAfterBreak="0">
     <w:nsid w:val="3C9C633F"/>
     <w:multiLevelType w:val="hybridMultilevel"/>
-    <w:tmpl w:val="05BAECFA"/>
-    <w:lvl w:ilvl="0" w:tplc="C43A75BE">
+    <w:tmpl w:val="101ECA14"/>
+    <w:lvl w:ilvl="0" w:tplc="F650026C">
       <w:start w:val="1"/>
       <w:numFmt w:val="decimal"/>
       <w:lvlText w:val="(%1)"/>
@@ -746,7 +1195,7 @@
         <w:ind w:left="720" w:hanging="360"/>
       </w:pPr>
       <w:rPr>
-        <w:u w:val="double"/>
+        <w:u w:val="none"/>
       </w:rPr>
     </w:lvl>
     <w:lvl w:ilvl="1" w:tplc="0C090019">
@@ -822,8 +1271,94 @@
       </w:pPr>
     </w:lvl>
   </w:abstractNum>
+  <w:abstractNum w:abstractNumId="2" w15:restartNumberingAfterBreak="0">
+    <w:nsid w:val="69EE0F77"/>
+    <w:multiLevelType w:val="hybridMultilevel"/>
+    <w:tmpl w:val="D0387F34"/>
+    <w:lvl w:ilvl="0" w:tplc="0409000F">
+      <w:start w:val="1"/>
+      <w:numFmt w:val="decimal"/>
+      <w:lvlText w:val="%1."/>
+      <w:lvlJc w:val="left"/>
+      <w:pPr>
+        <w:ind w:left="720" w:hanging="360"/>
+      </w:pPr>
+    </w:lvl>
+    <w:lvl w:ilvl="1" w:tplc="04090019" w:tentative="1">
+      <w:start w:val="1"/>
+      <w:numFmt w:val="lowerLetter"/>
+      <w:lvlText w:val="%2."/>
+      <w:lvlJc w:val="left"/>
+      <w:pPr>
+        <w:ind w:left="1440" w:hanging="360"/>
+      </w:pPr>
+    </w:lvl>
+    <w:lvl w:ilvl="2" w:tplc="0409001B" w:tentative="1">
+      <w:start w:val="1"/>
+      <w:numFmt w:val="lowerRoman"/>
+      <w:lvlText w:val="%3."/>
+      <w:lvlJc w:val="right"/>
+      <w:pPr>
+        <w:ind w:left="2160" w:hanging="180"/>
+      </w:pPr>
+    </w:lvl>
+    <w:lvl w:ilvl="3" w:tplc="0409000F" w:tentative="1">
+      <w:start w:val="1"/>
+      <w:numFmt w:val="decimal"/>
+      <w:lvlText w:val="%4."/>
+      <w:lvlJc w:val="left"/>
+      <w:pPr>
+        <w:ind w:left="2880" w:hanging="360"/>
+      </w:pPr>
+    </w:lvl>
+    <w:lvl w:ilvl="4" w:tplc="04090019" w:tentative="1">
+      <w:start w:val="1"/>
+      <w:numFmt w:val="lowerLetter"/>
+      <w:lvlText w:val="%5."/>
+      <w:lvlJc w:val="left"/>
+      <w:pPr>
+        <w:ind w:left="3600" w:hanging="360"/>
+      </w:pPr>
+    </w:lvl>
+    <w:lvl w:ilvl="5" w:tplc="0409001B" w:tentative="1">
+      <w:start w:val="1"/>
+      <w:numFmt w:val="lowerRoman"/>
+      <w:lvlText w:val="%6."/>
+      <w:lvlJc w:val="right"/>
+      <w:pPr>
+        <w:ind w:left="4320" w:hanging="180"/>
+      </w:pPr>
+    </w:lvl>
+    <w:lvl w:ilvl="6" w:tplc="0409000F" w:tentative="1">
+      <w:start w:val="1"/>
+      <w:numFmt w:val="decimal"/>
+      <w:lvlText w:val="%7."/>
+      <w:lvlJc w:val="left"/>
+      <w:pPr>
+        <w:ind w:left="5040" w:hanging="360"/>
+      </w:pPr>
+    </w:lvl>
+    <w:lvl w:ilvl="7" w:tplc="04090019" w:tentative="1">
+      <w:start w:val="1"/>
+      <w:numFmt w:val="lowerLetter"/>
+      <w:lvlText w:val="%8."/>
+      <w:lvlJc w:val="left"/>
+      <w:pPr>
+        <w:ind w:left="5760" w:hanging="360"/>
+      </w:pPr>
+    </w:lvl>
+    <w:lvl w:ilvl="8" w:tplc="0409001B" w:tentative="1">
+      <w:start w:val="1"/>
+      <w:numFmt w:val="lowerRoman"/>
+      <w:lvlText w:val="%9."/>
+      <w:lvlJc w:val="right"/>
+      <w:pPr>
+        <w:ind w:left="6480" w:hanging="180"/>
+      </w:pPr>
+    </w:lvl>
+  </w:abstractNum>
   <w:num w:numId="1" w16cid:durableId="1175805169">
-    <w:abstractNumId w:val="2"/>
+    <w:abstractNumId w:val="1"/>
     <w:lvlOverride w:ilvl="0">
       <w:startOverride w:val="1"/>
     </w:lvlOverride>
@@ -852,10 +1387,10 @@
       <w:startOverride w:val="1"/>
     </w:lvlOverride>
   </w:num>
-  <w:num w:numId="2" w16cid:durableId="227112577">
-    <w:abstractNumId w:val="1"/>
+  <w:num w:numId="2" w16cid:durableId="1946377287">
+    <w:abstractNumId w:val="2"/>
   </w:num>
-  <w:num w:numId="3" w16cid:durableId="291638195">
+  <w:num w:numId="3" w16cid:durableId="1431125297">
     <w:abstractNumId w:val="0"/>
   </w:num>
 </w:numbering>
@@ -1272,7 +1807,7 @@
     <w:link w:val="Heading1Char"/>
     <w:uiPriority w:val="9"/>
     <w:qFormat/>
-    <w:rsid w:val="00D00EB4"/>
+    <w:rsid w:val="00792081"/>
     <w:pPr>
       <w:keepNext/>
       <w:keepLines/>
@@ -1295,7 +1830,7 @@
     <w:semiHidden/>
     <w:unhideWhenUsed/>
     <w:qFormat/>
-    <w:rsid w:val="00D00EB4"/>
+    <w:rsid w:val="00792081"/>
     <w:pPr>
       <w:keepNext/>
       <w:keepLines/>
@@ -1318,7 +1853,7 @@
     <w:semiHidden/>
     <w:unhideWhenUsed/>
     <w:qFormat/>
-    <w:rsid w:val="00D00EB4"/>
+    <w:rsid w:val="00792081"/>
     <w:pPr>
       <w:keepNext/>
       <w:keepLines/>
@@ -1341,7 +1876,7 @@
     <w:semiHidden/>
     <w:unhideWhenUsed/>
     <w:qFormat/>
-    <w:rsid w:val="00D00EB4"/>
+    <w:rsid w:val="00792081"/>
     <w:pPr>
       <w:keepNext/>
       <w:keepLines/>
@@ -1364,7 +1899,7 @@
     <w:semiHidden/>
     <w:unhideWhenUsed/>
     <w:qFormat/>
-    <w:rsid w:val="00D00EB4"/>
+    <w:rsid w:val="00792081"/>
     <w:pPr>
       <w:keepNext/>
       <w:keepLines/>
@@ -1385,7 +1920,7 @@
     <w:semiHidden/>
     <w:unhideWhenUsed/>
     <w:qFormat/>
-    <w:rsid w:val="00D00EB4"/>
+    <w:rsid w:val="00792081"/>
     <w:pPr>
       <w:keepNext/>
       <w:keepLines/>
@@ -1408,7 +1943,7 @@
     <w:semiHidden/>
     <w:unhideWhenUsed/>
     <w:qFormat/>
-    <w:rsid w:val="00D00EB4"/>
+    <w:rsid w:val="00792081"/>
     <w:pPr>
       <w:keepNext/>
       <w:keepLines/>
@@ -1429,7 +1964,7 @@
     <w:semiHidden/>
     <w:unhideWhenUsed/>
     <w:qFormat/>
-    <w:rsid w:val="00D00EB4"/>
+    <w:rsid w:val="00792081"/>
     <w:pPr>
       <w:keepNext/>
       <w:keepLines/>
@@ -1452,7 +1987,7 @@
     <w:semiHidden/>
     <w:unhideWhenUsed/>
     <w:qFormat/>
-    <w:rsid w:val="00D00EB4"/>
+    <w:rsid w:val="00792081"/>
     <w:pPr>
       <w:keepNext/>
       <w:keepLines/>
@@ -1496,7 +2031,7 @@
     <w:basedOn w:val="DefaultParagraphFont"/>
     <w:link w:val="Heading1"/>
     <w:uiPriority w:val="9"/>
-    <w:rsid w:val="00D00EB4"/>
+    <w:rsid w:val="00792081"/>
     <w:rPr>
       <w:rFonts w:asciiTheme="majorHAnsi" w:eastAsiaTheme="majorEastAsia" w:hAnsiTheme="majorHAnsi" w:cstheme="majorBidi"/>
       <w:color w:val="0F4761" w:themeColor="accent1" w:themeShade="BF"/>
@@ -1511,7 +2046,7 @@
     <w:link w:val="Heading2"/>
     <w:uiPriority w:val="9"/>
     <w:semiHidden/>
-    <w:rsid w:val="00D00EB4"/>
+    <w:rsid w:val="00792081"/>
     <w:rPr>
       <w:rFonts w:asciiTheme="majorHAnsi" w:eastAsiaTheme="majorEastAsia" w:hAnsiTheme="majorHAnsi" w:cstheme="majorBidi"/>
       <w:color w:val="0F4761" w:themeColor="accent1" w:themeShade="BF"/>
@@ -1526,7 +2061,7 @@
     <w:link w:val="Heading3"/>
     <w:uiPriority w:val="9"/>
     <w:semiHidden/>
-    <w:rsid w:val="00D00EB4"/>
+    <w:rsid w:val="00792081"/>
     <w:rPr>
       <w:rFonts w:eastAsiaTheme="majorEastAsia" w:cstheme="majorBidi"/>
       <w:color w:val="0F4761" w:themeColor="accent1" w:themeShade="BF"/>
@@ -1541,7 +2076,7 @@
     <w:link w:val="Heading4"/>
     <w:uiPriority w:val="9"/>
     <w:semiHidden/>
-    <w:rsid w:val="00D00EB4"/>
+    <w:rsid w:val="00792081"/>
     <w:rPr>
       <w:rFonts w:eastAsiaTheme="majorEastAsia" w:cstheme="majorBidi"/>
       <w:i/>
@@ -1556,7 +2091,7 @@
     <w:link w:val="Heading5"/>
     <w:uiPriority w:val="9"/>
     <w:semiHidden/>
-    <w:rsid w:val="00D00EB4"/>
+    <w:rsid w:val="00792081"/>
     <w:rPr>
       <w:rFonts w:eastAsiaTheme="majorEastAsia" w:cstheme="majorBidi"/>
       <w:color w:val="0F4761" w:themeColor="accent1" w:themeShade="BF"/>
@@ -1569,7 +2104,7 @@
     <w:link w:val="Heading6"/>
     <w:uiPriority w:val="9"/>
     <w:semiHidden/>
-    <w:rsid w:val="00D00EB4"/>
+    <w:rsid w:val="00792081"/>
     <w:rPr>
       <w:rFonts w:eastAsiaTheme="majorEastAsia" w:cstheme="majorBidi"/>
       <w:i/>
@@ -1584,7 +2119,7 @@
     <w:link w:val="Heading7"/>
     <w:uiPriority w:val="9"/>
     <w:semiHidden/>
-    <w:rsid w:val="00D00EB4"/>
+    <w:rsid w:val="00792081"/>
     <w:rPr>
       <w:rFonts w:eastAsiaTheme="majorEastAsia" w:cstheme="majorBidi"/>
       <w:color w:val="595959" w:themeColor="text1" w:themeTint="A6"/>
@@ -1597,7 +2132,7 @@
     <w:link w:val="Heading8"/>
     <w:uiPriority w:val="9"/>
     <w:semiHidden/>
-    <w:rsid w:val="00D00EB4"/>
+    <w:rsid w:val="00792081"/>
     <w:rPr>
       <w:rFonts w:eastAsiaTheme="majorEastAsia" w:cstheme="majorBidi"/>
       <w:i/>
@@ -1612,7 +2147,7 @@
     <w:link w:val="Heading9"/>
     <w:uiPriority w:val="9"/>
     <w:semiHidden/>
-    <w:rsid w:val="00D00EB4"/>
+    <w:rsid w:val="00792081"/>
     <w:rPr>
       <w:rFonts w:eastAsiaTheme="majorEastAsia" w:cstheme="majorBidi"/>
       <w:color w:val="272727" w:themeColor="text1" w:themeTint="D8"/>
@@ -1626,7 +2161,7 @@
     <w:link w:val="TitleChar"/>
     <w:uiPriority w:val="10"/>
     <w:qFormat/>
-    <w:rsid w:val="00D00EB4"/>
+    <w:rsid w:val="00792081"/>
     <w:pPr>
       <w:spacing w:after="80" w:line="240" w:lineRule="auto"/>
       <w:contextualSpacing/>
@@ -1644,7 +2179,7 @@
     <w:basedOn w:val="DefaultParagraphFont"/>
     <w:link w:val="Title"/>
     <w:uiPriority w:val="10"/>
-    <w:rsid w:val="00D00EB4"/>
+    <w:rsid w:val="00792081"/>
     <w:rPr>
       <w:rFonts w:asciiTheme="majorHAnsi" w:eastAsiaTheme="majorEastAsia" w:hAnsiTheme="majorHAnsi" w:cstheme="majorBidi"/>
       <w:spacing w:val="-10"/>
@@ -1661,7 +2196,7 @@
     <w:link w:val="SubtitleChar"/>
     <w:uiPriority w:val="11"/>
     <w:qFormat/>
-    <w:rsid w:val="00D00EB4"/>
+    <w:rsid w:val="00792081"/>
     <w:pPr>
       <w:numPr>
         <w:ilvl w:val="1"/>
@@ -1680,7 +2215,7 @@
     <w:basedOn w:val="DefaultParagraphFont"/>
     <w:link w:val="Subtitle"/>
     <w:uiPriority w:val="11"/>
-    <w:rsid w:val="00D00EB4"/>
+    <w:rsid w:val="00792081"/>
     <w:rPr>
       <w:rFonts w:eastAsiaTheme="majorEastAsia" w:cstheme="majorBidi"/>
       <w:color w:val="595959" w:themeColor="text1" w:themeTint="A6"/>
@@ -1697,7 +2232,7 @@
     <w:link w:val="QuoteChar"/>
     <w:uiPriority w:val="29"/>
     <w:qFormat/>
-    <w:rsid w:val="00D00EB4"/>
+    <w:rsid w:val="00792081"/>
     <w:pPr>
       <w:spacing w:before="160"/>
       <w:jc w:val="center"/>
@@ -1713,7 +2248,7 @@
     <w:basedOn w:val="DefaultParagraphFont"/>
     <w:link w:val="Quote"/>
     <w:uiPriority w:val="29"/>
-    <w:rsid w:val="00D00EB4"/>
+    <w:rsid w:val="00792081"/>
     <w:rPr>
       <w:i/>
       <w:iCs/>
@@ -1726,7 +2261,7 @@
     <w:basedOn w:val="Normal"/>
     <w:uiPriority w:val="34"/>
     <w:qFormat/>
-    <w:rsid w:val="00D00EB4"/>
+    <w:rsid w:val="00792081"/>
     <w:pPr>
       <w:ind w:left="720"/>
       <w:contextualSpacing/>
@@ -1737,7 +2272,7 @@
     <w:basedOn w:val="DefaultParagraphFont"/>
     <w:uiPriority w:val="21"/>
     <w:qFormat/>
-    <w:rsid w:val="00D00EB4"/>
+    <w:rsid w:val="00792081"/>
     <w:rPr>
       <w:i/>
       <w:iCs/>
@@ -1751,7 +2286,7 @@
     <w:link w:val="IntenseQuoteChar"/>
     <w:uiPriority w:val="30"/>
     <w:qFormat/>
-    <w:rsid w:val="00D00EB4"/>
+    <w:rsid w:val="00792081"/>
     <w:pPr>
       <w:pBdr>
         <w:top w:val="single" w:sz="4" w:space="10" w:color="0F4761" w:themeColor="accent1" w:themeShade="BF"/>
@@ -1772,7 +2307,7 @@
     <w:basedOn w:val="DefaultParagraphFont"/>
     <w:link w:val="IntenseQuote"/>
     <w:uiPriority w:val="30"/>
-    <w:rsid w:val="00D00EB4"/>
+    <w:rsid w:val="00792081"/>
     <w:rPr>
       <w:i/>
       <w:iCs/>
@@ -1785,7 +2320,7 @@
     <w:basedOn w:val="DefaultParagraphFont"/>
     <w:uiPriority w:val="32"/>
     <w:qFormat/>
-    <w:rsid w:val="00D00EB4"/>
+    <w:rsid w:val="00792081"/>
     <w:rPr>
       <w:b/>
       <w:bCs/>
@@ -1799,7 +2334,7 @@
     <w:basedOn w:val="DefaultParagraphFont"/>
     <w:uiPriority w:val="99"/>
     <w:unhideWhenUsed/>
-    <w:rsid w:val="00873105"/>
+    <w:rsid w:val="007441C8"/>
     <w:rPr>
       <w:color w:val="467886" w:themeColor="hyperlink"/>
       <w:u w:val="single"/>
@@ -1811,10 +2346,22 @@
     <w:uiPriority w:val="99"/>
     <w:semiHidden/>
     <w:unhideWhenUsed/>
-    <w:rsid w:val="00873105"/>
+    <w:rsid w:val="007441C8"/>
     <w:rPr>
       <w:color w:val="605E5C"/>
       <w:shd w:val="clear" w:color="auto" w:fill="E1DFDD"/>
+    </w:rPr>
+  </w:style>
+  <w:style w:type="character" w:styleId="FollowedHyperlink">
+    <w:name w:val="FollowedHyperlink"/>
+    <w:basedOn w:val="DefaultParagraphFont"/>
+    <w:uiPriority w:val="99"/>
+    <w:semiHidden/>
+    <w:unhideWhenUsed/>
+    <w:rsid w:val="00221BDD"/>
+    <w:rPr>
+      <w:color w:val="96607D" w:themeColor="followedHyperlink"/>
+      <w:u w:val="single"/>
     </w:rPr>
   </w:style>
 </w:styles>
@@ -2116,6 +2663,28 @@
 </file>
 
 <file path=customXml/item1.xml><?xml version="1.0" encoding="utf-8"?>
+<p:properties xmlns:p="http://schemas.microsoft.com/office/2006/metadata/properties" xmlns:xsi="http://www.w3.org/2001/XMLSchema-instance" xmlns:pc="http://schemas.microsoft.com/office/infopath/2007/PartnerControls">
+  <documentManagement>
+    <lcf76f155ced4ddcb4097134ff3c332f xmlns="bab99fa8-c496-4782-bd7b-9cf525484701">
+      <Terms xmlns="http://schemas.microsoft.com/office/infopath/2007/PartnerControls"/>
+    </lcf76f155ced4ddcb4097134ff3c332f>
+    <TaxCatchAll xmlns="bb101c04-9bd0-4450-b8e0-f06616270ed3" xsi:nil="true"/>
+    <_ip_UnifiedCompliancePolicyUIAction xmlns="http://schemas.microsoft.com/sharepoint/v3" xsi:nil="true"/>
+    <_ip_UnifiedCompliancePolicyProperties xmlns="http://schemas.microsoft.com/sharepoint/v3" xsi:nil="true"/>
+  </documentManagement>
+</p:properties>
+</file>
+
+<file path=customXml/item2.xml><?xml version="1.0" encoding="utf-8"?>
+<?mso-contentType ?>
+<FormTemplates xmlns="http://schemas.microsoft.com/sharepoint/v3/contenttype/forms">
+  <Display>DocumentLibraryForm</Display>
+  <Edit>DocumentLibraryForm</Edit>
+  <New>DocumentLibraryForm</New>
+</FormTemplates>
+</file>
+
+<file path=customXml/item3.xml><?xml version="1.0" encoding="utf-8"?>
 <ct:contentTypeSchema xmlns:ct="http://schemas.microsoft.com/office/2006/metadata/contentType" xmlns:ma="http://schemas.microsoft.com/office/2006/metadata/properties/metaAttributes" ct:_="" ma:_="" ma:contentTypeName="Document" ma:contentTypeID="0x01010088E7BB5507F7C346911F321FE0D71F4A" ma:contentTypeVersion="21" ma:contentTypeDescription="Create a new document." ma:contentTypeScope="" ma:versionID="eb013e007ea54b6f98c10769f8cdd713">
   <xsd:schema xmlns:xsd="http://www.w3.org/2001/XMLSchema" xmlns:xs="http://www.w3.org/2001/XMLSchema" xmlns:p="http://schemas.microsoft.com/office/2006/metadata/properties" xmlns:ns1="http://schemas.microsoft.com/sharepoint/v3" xmlns:ns2="bab99fa8-c496-4782-bd7b-9cf525484701" xmlns:ns3="1168b122-bbca-48c6-8af5-45a8a4de56a0" xmlns:ns4="bb101c04-9bd0-4450-b8e0-f06616270ed3" targetNamespace="http://schemas.microsoft.com/office/2006/metadata/properties" ma:root="true" ma:fieldsID="5de91869a5c9f0401808c124da74a867" ns1:_="" ns2:_="" ns3:_="" ns4:_="">
     <xsd:import namespace="http://schemas.microsoft.com/sharepoint/v3"/>
@@ -2398,30 +2967,28 @@
 </ct:contentTypeSchema>
 </file>
 
-<file path=customXml/item2.xml><?xml version="1.0" encoding="utf-8"?>
-<p:properties xmlns:p="http://schemas.microsoft.com/office/2006/metadata/properties" xmlns:xsi="http://www.w3.org/2001/XMLSchema-instance" xmlns:pc="http://schemas.microsoft.com/office/infopath/2007/PartnerControls">
-  <documentManagement>
-    <_ip_UnifiedCompliancePolicyUIAction xmlns="http://schemas.microsoft.com/sharepoint/v3" xsi:nil="true"/>
-    <TaxCatchAll xmlns="bb101c04-9bd0-4450-b8e0-f06616270ed3" xsi:nil="true"/>
-    <_ip_UnifiedCompliancePolicyProperties xmlns="http://schemas.microsoft.com/sharepoint/v3" xsi:nil="true"/>
-    <lcf76f155ced4ddcb4097134ff3c332f xmlns="bab99fa8-c496-4782-bd7b-9cf525484701">
-      <Terms xmlns="http://schemas.microsoft.com/office/infopath/2007/PartnerControls"/>
-    </lcf76f155ced4ddcb4097134ff3c332f>
-  </documentManagement>
-</p:properties>
+<file path=customXml/itemProps1.xml><?xml version="1.0" encoding="utf-8"?>
+<ds:datastoreItem xmlns:ds="http://schemas.openxmlformats.org/officeDocument/2006/customXml" ds:itemID="{FEC17651-E155-4194-AF70-A6A11DB0E5E2}">
+  <ds:schemaRefs>
+    <ds:schemaRef ds:uri="http://schemas.microsoft.com/office/2006/metadata/properties"/>
+    <ds:schemaRef ds:uri="http://schemas.microsoft.com/office/infopath/2007/PartnerControls"/>
+    <ds:schemaRef ds:uri="bab99fa8-c496-4782-bd7b-9cf525484701"/>
+    <ds:schemaRef ds:uri="bb101c04-9bd0-4450-b8e0-f06616270ed3"/>
+    <ds:schemaRef ds:uri="http://schemas.microsoft.com/sharepoint/v3"/>
+  </ds:schemaRefs>
+</ds:datastoreItem>
 </file>
 
-<file path=customXml/item3.xml><?xml version="1.0" encoding="utf-8"?>
-<?mso-contentType ?>
-<FormTemplates xmlns="http://schemas.microsoft.com/sharepoint/v3/contenttype/forms">
-  <Display>DocumentLibraryForm</Display>
-  <Edit>DocumentLibraryForm</Edit>
-  <New>DocumentLibraryForm</New>
-</FormTemplates>
+<file path=customXml/itemProps2.xml><?xml version="1.0" encoding="utf-8"?>
+<ds:datastoreItem xmlns:ds="http://schemas.openxmlformats.org/officeDocument/2006/customXml" ds:itemID="{F1B20F4E-EB4E-4257-80BE-7FCC453AF4B7}">
+  <ds:schemaRefs>
+    <ds:schemaRef ds:uri="http://schemas.microsoft.com/sharepoint/v3/contenttype/forms"/>
+  </ds:schemaRefs>
+</ds:datastoreItem>
 </file>
 
-<file path=customXml/itemProps1.xml><?xml version="1.0" encoding="utf-8"?>
-<ds:datastoreItem xmlns:ds="http://schemas.openxmlformats.org/officeDocument/2006/customXml" ds:itemID="{7E91476D-4BDC-4E2E-A2F8-313B240D74FE}">
+<file path=customXml/itemProps3.xml><?xml version="1.0" encoding="utf-8"?>
+<ds:datastoreItem xmlns:ds="http://schemas.openxmlformats.org/officeDocument/2006/customXml" ds:itemID="{506D07F8-D11E-42BA-BB03-CF5DB49B4F67}">
   <ds:schemaRefs>
     <ds:schemaRef ds:uri="http://schemas.microsoft.com/office/2006/metadata/contentType"/>
     <ds:schemaRef ds:uri="http://schemas.microsoft.com/office/2006/metadata/properties/metaAttributes"/>
@@ -2439,24 +3006,4 @@
     <ds:schemaRef ds:uri="http://schemas.microsoft.com/internal/obd"/>
   </ds:schemaRefs>
 </ds:datastoreItem>
-</file>
-
-<file path=customXml/itemProps2.xml><?xml version="1.0" encoding="utf-8"?>
-<ds:datastoreItem xmlns:ds="http://schemas.openxmlformats.org/officeDocument/2006/customXml" ds:itemID="{E5259447-1FE5-4D8C-B516-9010DD683007}">
-  <ds:schemaRefs>
-    <ds:schemaRef ds:uri="http://schemas.microsoft.com/office/2006/metadata/properties"/>
-    <ds:schemaRef ds:uri="http://schemas.microsoft.com/office/infopath/2007/PartnerControls"/>
-    <ds:schemaRef ds:uri="http://schemas.microsoft.com/sharepoint/v3"/>
-    <ds:schemaRef ds:uri="bb101c04-9bd0-4450-b8e0-f06616270ed3"/>
-    <ds:schemaRef ds:uri="bab99fa8-c496-4782-bd7b-9cf525484701"/>
-  </ds:schemaRefs>
-</ds:datastoreItem>
-</file>
-
-<file path=customXml/itemProps3.xml><?xml version="1.0" encoding="utf-8"?>
-<ds:datastoreItem xmlns:ds="http://schemas.openxmlformats.org/officeDocument/2006/customXml" ds:itemID="{C38D4EA3-1215-45E7-B28F-C100DC19D9E2}">
-  <ds:schemaRefs>
-    <ds:schemaRef ds:uri="http://schemas.microsoft.com/sharepoint/v3/contenttype/forms"/>
-  </ds:schemaRefs>
-</ds:datastoreItem>
 </file>